--- a/docs/Presentation.docx
+++ b/docs/Presentation.docx
@@ -8,7 +8,7 @@
       </w:pPr>
       <w:r>
         <w:pict w14:anchorId="19A9C966">
-          <v:rect id="_x0000_i1121" style="width:0;height:1.5pt" o:hralign="center" o:hrstd="t" o:hr="t" fillcolor="#a0a0a0" stroked="f"/>
+          <v:rect id="_x0000_i1025" style="width:0;height:1.5pt" o:hralign="center" o:hrstd="t" o:hr="t" fillcolor="#a0a0a0" stroked="f"/>
         </w:pict>
       </w:r>
     </w:p>
@@ -98,7 +98,7 @@
       </w:pPr>
       <w:r>
         <w:pict w14:anchorId="21A01AA2">
-          <v:rect id="_x0000_i1122" style="width:0;height:1.5pt" o:hralign="center" o:hrstd="t" o:hr="t" fillcolor="#a0a0a0" stroked="f"/>
+          <v:rect id="_x0000_i1026" style="width:0;height:1.5pt" o:hralign="center" o:hrstd="t" o:hr="t" fillcolor="#a0a0a0" stroked="f"/>
         </w:pict>
       </w:r>
     </w:p>
@@ -278,7 +278,7 @@
       </w:pPr>
       <w:r>
         <w:pict w14:anchorId="162A84C2">
-          <v:rect id="_x0000_i1123" style="width:0;height:1.5pt" o:hralign="center" o:hrstd="t" o:hr="t" fillcolor="#a0a0a0" stroked="f"/>
+          <v:rect id="_x0000_i1027" style="width:0;height:1.5pt" o:hralign="center" o:hrstd="t" o:hr="t" fillcolor="#a0a0a0" stroked="f"/>
         </w:pict>
       </w:r>
     </w:p>
@@ -534,26 +534,8 @@
         <w:spacing w:after="60"/>
       </w:pPr>
       <w:r>
-        <w:t xml:space="preserve">Sau đoạn này chèn ảnh </w:t>
-      </w:r>
-      <w:r>
-        <w:rPr>
-          <w:b/>
-          <w:bCs/>
-        </w:rPr>
-        <w:t>Use Case Diagram</w:t>
-      </w:r>
-      <w:r>
-        <w:t>.</w:t>
-      </w:r>
-    </w:p>
-    <w:p>
-      <w:pPr>
-        <w:spacing w:after="60"/>
-      </w:pPr>
-      <w:r>
         <w:pict w14:anchorId="7833BA06">
-          <v:rect id="_x0000_i1124" style="width:0;height:1.5pt" o:hralign="center" o:hrstd="t" o:hr="t" fillcolor="#a0a0a0" stroked="f"/>
+          <v:rect id="_x0000_i1028" style="width:0;height:1.5pt" o:hralign="center" o:hrstd="t" o:hr="t" fillcolor="#a0a0a0" stroked="f"/>
         </w:pict>
       </w:r>
     </w:p>
@@ -618,26 +600,8 @@
         <w:spacing w:after="60"/>
       </w:pPr>
       <w:r>
-        <w:t xml:space="preserve">Chèn ảnh </w:t>
-      </w:r>
-      <w:r>
-        <w:rPr>
-          <w:b/>
-          <w:bCs/>
-        </w:rPr>
-        <w:t>Activity Diagram - Create New Book</w:t>
-      </w:r>
-      <w:r>
-        <w:t>.</w:t>
-      </w:r>
-    </w:p>
-    <w:p>
-      <w:pPr>
-        <w:spacing w:after="60"/>
-      </w:pPr>
-      <w:r>
         <w:pict w14:anchorId="7374772E">
-          <v:rect id="_x0000_i1125" style="width:0;height:1.5pt" o:hralign="center" o:hrstd="t" o:hr="t" fillcolor="#a0a0a0" stroked="f"/>
+          <v:rect id="_x0000_i1029" style="width:0;height:1.5pt" o:hralign="center" o:hrstd="t" o:hr="t" fillcolor="#a0a0a0" stroked="f"/>
         </w:pict>
       </w:r>
     </w:p>
@@ -678,26 +642,8 @@
         <w:spacing w:after="60"/>
       </w:pPr>
       <w:r>
-        <w:t xml:space="preserve">Chèn ảnh </w:t>
-      </w:r>
-      <w:r>
-        <w:rPr>
-          <w:b/>
-          <w:bCs/>
-        </w:rPr>
-        <w:t>Activity Diagram - Update Existing Book</w:t>
-      </w:r>
-      <w:r>
-        <w:t>.</w:t>
-      </w:r>
-    </w:p>
-    <w:p>
-      <w:pPr>
-        <w:spacing w:after="60"/>
-      </w:pPr>
-      <w:r>
         <w:pict w14:anchorId="560D1B6B">
-          <v:rect id="_x0000_i1126" style="width:0;height:1.5pt" o:hralign="center" o:hrstd="t" o:hr="t" fillcolor="#a0a0a0" stroked="f"/>
+          <v:rect id="_x0000_i1030" style="width:0;height:1.5pt" o:hralign="center" o:hrstd="t" o:hr="t" fillcolor="#a0a0a0" stroked="f"/>
         </w:pict>
       </w:r>
     </w:p>
@@ -730,38 +676,59 @@
         <w:spacing w:after="60"/>
       </w:pPr>
       <w:r>
-        <w:t xml:space="preserve">Activity Diagram - Remove Existing Book mô tả luồng xử lý khi Book Manager nhấn nút Remove. Trước khi xóa, hệ thống kiểm tra xem người dùng đã chọn sách hay chưa. Nếu chưa có sách được chọn, hệ thống hiển thị thông báo lỗi. Nếu đã chọn sách, hệ thống xóa sách khỏi danh </w:t>
-      </w:r>
-      <w:r>
+        <w:t>Activity Diagram - Remove Existing Book mô tả luồng xử lý khi Book Manager nhấn nút Remove. Trước khi xóa, hệ thống kiểm tra xem người dùng đã chọn sách hay chưa. Nếu chưa có sách được chọn, hệ thống hiển thị thông báo lỗi. Nếu đã chọn sách, hệ thống xóa sách khỏi danh sách, cập nhật lại Book list và hiển thị thông báo xóa thành công. Theo yêu cầu đề bài, sau khi xóa một item trong Book list, thông tin của item đầu tiên còn lại sẽ được hiển thị nếu danh sách vẫn còn dữ liệu.</w:t>
+      </w:r>
+    </w:p>
+    <w:p>
+      <w:pPr>
+        <w:spacing w:after="60"/>
+      </w:pPr>
+      <w:r>
+        <w:pict w14:anchorId="4FE1AD83">
+          <v:rect id="_x0000_i1031" style="width:0;height:1.5pt" o:hralign="center" o:hrstd="t" o:hr="t" fillcolor="#a0a0a0" stroked="f"/>
+        </w:pict>
+      </w:r>
+    </w:p>
+    <w:p>
+      <w:pPr>
+        <w:spacing w:after="60"/>
+        <w:rPr>
+          <w:b/>
+          <w:bCs/>
+        </w:rPr>
+      </w:pPr>
+      <w:r>
+        <w:rPr>
+          <w:b/>
+          <w:bCs/>
+        </w:rPr>
         <w:lastRenderedPageBreak/>
-        <w:t>sách, cập nhật lại Book list và hiển thị thông báo xóa thành công. Theo yêu cầu đề bài, sau khi xóa một item trong Book list, thông tin của item đầu tiên còn lại sẽ được hiển thị nếu danh sách vẫn còn dữ liệu.</w:t>
-      </w:r>
-    </w:p>
-    <w:p>
-      <w:pPr>
-        <w:spacing w:after="60"/>
-      </w:pPr>
-      <w:r>
-        <w:t xml:space="preserve">Chèn ảnh </w:t>
-      </w:r>
-      <w:r>
-        <w:rPr>
-          <w:b/>
-          <w:bCs/>
-        </w:rPr>
-        <w:t>Activity Diagram - Remove Existing Book</w:t>
-      </w:r>
-      <w:r>
-        <w:t>.</w:t>
-      </w:r>
-    </w:p>
-    <w:p>
-      <w:pPr>
-        <w:spacing w:after="60"/>
-      </w:pPr>
-      <w:r>
-        <w:pict w14:anchorId="4FE1AD83">
-          <v:rect id="_x0000_i1127" style="width:0;height:1.5pt" o:hralign="center" o:hrstd="t" o:hr="t" fillcolor="#a0a0a0" stroked="f"/>
+        <w:t>3.4 Display Book Information</w:t>
+      </w:r>
+    </w:p>
+    <w:p>
+      <w:pPr>
+        <w:spacing w:after="60"/>
+      </w:pPr>
+      <w:r>
+        <w:t>Đoạn mô tả:</w:t>
+      </w:r>
+    </w:p>
+    <w:p>
+      <w:pPr>
+        <w:spacing w:after="60"/>
+      </w:pPr>
+      <w:r>
+        <w:t>Activity Diagram - Display Book Information mô tả luồng xử lý khi Book Manager chọn một item trong Book list. Sau khi người dùng chọn sách, hệ thống lấy thông tin của sách được chọn và hiển thị lên các control trên form. Vì giao diện không có nút Display riêng, chức năng hiển thị được kích hoạt thông qua sự kiện chọn item trong Book list.</w:t>
+      </w:r>
+    </w:p>
+    <w:p>
+      <w:pPr>
+        <w:spacing w:after="60"/>
+      </w:pPr>
+      <w:r>
+        <w:pict w14:anchorId="1FCA6C09">
+          <v:rect id="_x0000_i1032" style="width:0;height:1.5pt" o:hralign="center" o:hrstd="t" o:hr="t" fillcolor="#a0a0a0" stroked="f"/>
         </w:pict>
       </w:r>
     </w:p>
@@ -778,7 +745,73 @@
           <w:b/>
           <w:bCs/>
         </w:rPr>
-        <w:t>3.4 Display Book Information</w:t>
+        <w:t>4. Architecture Design / Thiết kế kiến trúc</w:t>
+      </w:r>
+    </w:p>
+    <w:p>
+      <w:pPr>
+        <w:spacing w:after="60"/>
+        <w:rPr>
+          <w:b/>
+          <w:bCs/>
+        </w:rPr>
+      </w:pPr>
+      <w:r>
+        <w:rPr>
+          <w:b/>
+          <w:bCs/>
+        </w:rPr>
+        <w:t>4.1 Selected Architecture: MVC Architecture</w:t>
+      </w:r>
+    </w:p>
+    <w:p>
+      <w:pPr>
+        <w:spacing w:after="60"/>
+      </w:pPr>
+      <w:r>
+        <w:t>Đây là phần quan trọng nhất.</w:t>
+      </w:r>
+    </w:p>
+    <w:p>
+      <w:pPr>
+        <w:spacing w:after="60"/>
+      </w:pPr>
+      <w:r>
+        <w:t>Project sử dụng MVC Architecture (Model - View - Controller / Mô hình - Giao diện - Bộ điều khiển). MVC giúp tách hệ thống thành ba phần chính. Model chịu trách nhiệm quản lý dữ liệu và nghiệp vụ liên quan đến sách. View chịu trách nhiệm hiển thị giao diện Java Swing và nhận thao tác từ người dùng. Controller nhận yêu cầu từ View và gọi Model để xử lý dữ liệu.</w:t>
+      </w:r>
+    </w:p>
+    <w:p>
+      <w:pPr>
+        <w:spacing w:after="60"/>
+      </w:pPr>
+      <w:r>
+        <w:t>Trong project ManageBook, BookGUI đóng vai trò View, BookController đóng vai trò Controller, còn Book và BookListModel thuộc Model. Cách tổ chức này giúp source code rõ ràng hơn, giảm việc trộn lẫn code giao diện với code xử lý dữ liệu.</w:t>
+      </w:r>
+    </w:p>
+    <w:p>
+      <w:pPr>
+        <w:spacing w:after="60"/>
+      </w:pPr>
+      <w:r>
+        <w:pict w14:anchorId="339F48E5">
+          <v:rect id="_x0000_i1033" style="width:0;height:1.5pt" o:hralign="center" o:hrstd="t" o:hr="t" fillcolor="#a0a0a0" stroked="f"/>
+        </w:pict>
+      </w:r>
+    </w:p>
+    <w:p>
+      <w:pPr>
+        <w:spacing w:after="60"/>
+        <w:rPr>
+          <w:b/>
+          <w:bCs/>
+        </w:rPr>
+      </w:pPr>
+      <w:r>
+        <w:rPr>
+          <w:b/>
+          <w:bCs/>
+        </w:rPr>
+        <w:t>4.2 MVC Architecture Diagram</w:t>
       </w:r>
     </w:p>
     <w:p>
@@ -794,34 +827,16 @@
         <w:spacing w:after="60"/>
       </w:pPr>
       <w:r>
-        <w:t>Activity Diagram - Display Book Information mô tả luồng xử lý khi Book Manager chọn một item trong Book list. Sau khi người dùng chọn sách, hệ thống lấy thông tin của sách được chọn và hiển thị lên các control trên form. Vì giao diện không có nút Display riêng, chức năng hiển thị được kích hoạt thông qua sự kiện chọn item trong Book list.</w:t>
-      </w:r>
-    </w:p>
-    <w:p>
-      <w:pPr>
-        <w:spacing w:after="60"/>
-      </w:pPr>
-      <w:r>
-        <w:t xml:space="preserve">Chèn ảnh </w:t>
-      </w:r>
-      <w:r>
-        <w:rPr>
-          <w:b/>
-          <w:bCs/>
-        </w:rPr>
-        <w:t>Activity Diagram - Display Book Information</w:t>
-      </w:r>
-      <w:r>
-        <w:t>.</w:t>
-      </w:r>
-    </w:p>
-    <w:p>
-      <w:pPr>
-        <w:spacing w:after="60"/>
-      </w:pPr>
-      <w:r>
-        <w:pict w14:anchorId="1FCA6C09">
-          <v:rect id="_x0000_i1128" style="width:0;height:1.5pt" o:hralign="center" o:hrstd="t" o:hr="t" fillcolor="#a0a0a0" stroked="f"/>
+        <w:t>MVC Architecture Diagram mô tả cách các thành phần chính trong project tương tác với nhau. Book Manager thao tác với BookGUI. BookGUI gửi yêu cầu xử lý sang BookController. BookController gọi BookListModel để thêm, cập nhật, xóa hoặc lấy dữ liệu sách. BookListModel quản lý danh sách các đối tượng Book. Sau khi dữ liệu thay đổi, BookListModel thông báo lại cho BookGUI thông qua Observer Pattern để giao diện được cập nhật tự động.</w:t>
+      </w:r>
+    </w:p>
+    <w:p>
+      <w:pPr>
+        <w:spacing w:after="60"/>
+      </w:pPr>
+      <w:r>
+        <w:pict w14:anchorId="00BC58CE">
+          <v:rect id="_x0000_i1034" style="width:0;height:1.5pt" o:hralign="center" o:hrstd="t" o:hr="t" fillcolor="#a0a0a0" stroked="f"/>
         </w:pict>
       </w:r>
     </w:p>
@@ -838,141 +853,6 @@
           <w:b/>
           <w:bCs/>
         </w:rPr>
-        <w:t>4. Architecture Design / Thiết kế kiến trúc</w:t>
-      </w:r>
-    </w:p>
-    <w:p>
-      <w:pPr>
-        <w:spacing w:after="60"/>
-        <w:rPr>
-          <w:b/>
-          <w:bCs/>
-        </w:rPr>
-      </w:pPr>
-      <w:r>
-        <w:rPr>
-          <w:b/>
-          <w:bCs/>
-        </w:rPr>
-        <w:t>4.1 Selected Architecture: MVC Architecture</w:t>
-      </w:r>
-    </w:p>
-    <w:p>
-      <w:pPr>
-        <w:spacing w:after="60"/>
-      </w:pPr>
-      <w:r>
-        <w:t>Đây là phần quan trọng nhất.</w:t>
-      </w:r>
-    </w:p>
-    <w:p>
-      <w:pPr>
-        <w:spacing w:after="60"/>
-      </w:pPr>
-      <w:r>
-        <w:t>Đoạn mô tả:</w:t>
-      </w:r>
-    </w:p>
-    <w:p>
-      <w:pPr>
-        <w:spacing w:after="60"/>
-      </w:pPr>
-      <w:r>
-        <w:t>Project sử dụng MVC Architecture (Model - View - Controller / Mô hình - Giao diện - Bộ điều khiển). MVC giúp tách hệ thống thành ba phần chính. Model chịu trách nhiệm quản lý dữ liệu và nghiệp vụ liên quan đến sách. View chịu trách nhiệm hiển thị giao diện Java Swing và nhận thao tác từ người dùng. Controller nhận yêu cầu từ View và gọi Model để xử lý dữ liệu.</w:t>
-      </w:r>
-    </w:p>
-    <w:p>
-      <w:pPr>
-        <w:spacing w:after="60"/>
-      </w:pPr>
-      <w:r>
-        <w:t>Trong project ManageBook, BookGUI đóng vai trò View, BookController đóng vai trò Controller, còn Book và BookListModel thuộc Model. Cách tổ chức này giúp source code rõ ràng hơn, giảm việc trộn lẫn code giao diện với code xử lý dữ liệu.</w:t>
-      </w:r>
-    </w:p>
-    <w:p>
-      <w:pPr>
-        <w:spacing w:after="60"/>
-      </w:pPr>
-      <w:r>
-        <w:pict w14:anchorId="339F48E5">
-          <v:rect id="_x0000_i1129" style="width:0;height:1.5pt" o:hralign="center" o:hrstd="t" o:hr="t" fillcolor="#a0a0a0" stroked="f"/>
-        </w:pict>
-      </w:r>
-    </w:p>
-    <w:p>
-      <w:pPr>
-        <w:spacing w:after="60"/>
-        <w:rPr>
-          <w:b/>
-          <w:bCs/>
-        </w:rPr>
-      </w:pPr>
-      <w:r>
-        <w:rPr>
-          <w:b/>
-          <w:bCs/>
-        </w:rPr>
-        <w:t>4.2 MVC Architecture Diagram</w:t>
-      </w:r>
-    </w:p>
-    <w:p>
-      <w:pPr>
-        <w:spacing w:after="60"/>
-      </w:pPr>
-      <w:r>
-        <w:t>Đoạn mô tả:</w:t>
-      </w:r>
-    </w:p>
-    <w:p>
-      <w:pPr>
-        <w:spacing w:after="60"/>
-      </w:pPr>
-      <w:r>
-        <w:t>MVC Architecture Diagram mô tả cách các thành phần chính trong project tương tác với nhau. Book Manager thao tác với BookGUI. BookGUI gửi yêu cầu xử lý sang BookController. BookController gọi BookListModel để thêm, cập nhật, xóa hoặc lấy dữ liệu sách. BookListModel quản lý danh sách các đối tượng Book. Sau khi dữ liệu thay đổi, BookListModel thông báo lại cho BookGUI thông qua Observer Pattern để giao diện được cập nhật tự động.</w:t>
-      </w:r>
-    </w:p>
-    <w:p>
-      <w:pPr>
-        <w:spacing w:after="60"/>
-      </w:pPr>
-      <w:r>
-        <w:t xml:space="preserve">Chèn ảnh </w:t>
-      </w:r>
-      <w:r>
-        <w:rPr>
-          <w:b/>
-          <w:bCs/>
-        </w:rPr>
-        <w:t>MVC Architecture Diagram</w:t>
-      </w:r>
-      <w:r>
-        <w:t>.</w:t>
-      </w:r>
-    </w:p>
-    <w:p>
-      <w:pPr>
-        <w:spacing w:after="60"/>
-      </w:pPr>
-      <w:r>
-        <w:pict w14:anchorId="00BC58CE">
-          <v:rect id="_x0000_i1130" style="width:0;height:1.5pt" o:hralign="center" o:hrstd="t" o:hr="t" fillcolor="#a0a0a0" stroked="f"/>
-        </w:pict>
-      </w:r>
-    </w:p>
-    <w:p>
-      <w:pPr>
-        <w:spacing w:after="60"/>
-        <w:rPr>
-          <w:b/>
-          <w:bCs/>
-        </w:rPr>
-      </w:pPr>
-      <w:r>
-        <w:rPr>
-          <w:b/>
-          <w:bCs/>
-        </w:rPr>
-        <w:lastRenderedPageBreak/>
         <w:t>5. Package Diagram / Biểu đồ package</w:t>
       </w:r>
     </w:p>
@@ -981,14 +861,6 @@
         <w:spacing w:after="60"/>
       </w:pPr>
       <w:r>
-        <w:t>Đoạn mô tả:</w:t>
-      </w:r>
-    </w:p>
-    <w:p>
-      <w:pPr>
-        <w:spacing w:after="60"/>
-      </w:pPr>
-      <w:r>
         <w:t>Package Diagram mô tả cách tổ chức source code của project theo các package chính. Package main chứa lớp Main để khởi chạy chương trình. Package view chứa BookGUI, đại diện cho giao diện Java Swing. Package controller chứa BookController, dùng để nhận yêu cầu từ View và gọi Model xử lý. Package model chứa Book, BookListModel và BookObserver, đại diện cho dữ liệu và cơ chế Observer Pattern. Package utils chứa ValidationUtils, dùng để kiểm tra dữ liệu đầu vào. Cách chia package này phù hợp với kiến trúc MVC đã chọn.</w:t>
       </w:r>
     </w:p>
@@ -996,9 +868,6 @@
       <w:pPr>
         <w:spacing w:after="60"/>
       </w:pPr>
-      <w:r>
-        <w:t>Bảng nên đưa vào report:</w:t>
-      </w:r>
     </w:p>
     <w:tbl>
       <w:tblPr>
@@ -1013,9 +882,9 @@
         <w:tblLook w:val="04A0" w:firstRow="1" w:lastRow="0" w:firstColumn="1" w:lastColumn="0" w:noHBand="0" w:noVBand="1"/>
       </w:tblPr>
       <w:tblGrid>
-        <w:gridCol w:w="1025"/>
-        <w:gridCol w:w="1532"/>
-        <w:gridCol w:w="3818"/>
+        <w:gridCol w:w="1440"/>
+        <w:gridCol w:w="2340"/>
+        <w:gridCol w:w="5490"/>
       </w:tblGrid>
       <w:tr>
         <w:trPr>
@@ -1024,7 +893,7 @@
         </w:trPr>
         <w:tc>
           <w:tcPr>
-            <w:tcW w:w="0" w:type="auto"/>
+            <w:tcW w:w="1395" w:type="dxa"/>
             <w:vAlign w:val="center"/>
             <w:hideMark/>
           </w:tcPr>
@@ -1041,13 +910,14 @@
                 <w:b/>
                 <w:bCs/>
               </w:rPr>
+              <w:lastRenderedPageBreak/>
               <w:t>Package</w:t>
             </w:r>
           </w:p>
         </w:tc>
         <w:tc>
           <w:tcPr>
-            <w:tcW w:w="0" w:type="auto"/>
+            <w:tcW w:w="2310" w:type="dxa"/>
             <w:vAlign w:val="center"/>
             <w:hideMark/>
           </w:tcPr>
@@ -1070,7 +940,7 @@
         </w:tc>
         <w:tc>
           <w:tcPr>
-            <w:tcW w:w="0" w:type="auto"/>
+            <w:tcW w:w="5445" w:type="dxa"/>
             <w:vAlign w:val="center"/>
             <w:hideMark/>
           </w:tcPr>
@@ -1098,7 +968,7 @@
         </w:trPr>
         <w:tc>
           <w:tcPr>
-            <w:tcW w:w="0" w:type="auto"/>
+            <w:tcW w:w="1395" w:type="dxa"/>
             <w:vAlign w:val="center"/>
             <w:hideMark/>
           </w:tcPr>
@@ -1113,7 +983,7 @@
         </w:tc>
         <w:tc>
           <w:tcPr>
-            <w:tcW w:w="0" w:type="auto"/>
+            <w:tcW w:w="2310" w:type="dxa"/>
             <w:vAlign w:val="center"/>
             <w:hideMark/>
           </w:tcPr>
@@ -1128,7 +998,7 @@
         </w:tc>
         <w:tc>
           <w:tcPr>
-            <w:tcW w:w="0" w:type="auto"/>
+            <w:tcW w:w="5445" w:type="dxa"/>
             <w:vAlign w:val="center"/>
             <w:hideMark/>
           </w:tcPr>
@@ -1148,7 +1018,7 @@
         </w:trPr>
         <w:tc>
           <w:tcPr>
-            <w:tcW w:w="0" w:type="auto"/>
+            <w:tcW w:w="1395" w:type="dxa"/>
             <w:vAlign w:val="center"/>
             <w:hideMark/>
           </w:tcPr>
@@ -1163,7 +1033,7 @@
         </w:tc>
         <w:tc>
           <w:tcPr>
-            <w:tcW w:w="0" w:type="auto"/>
+            <w:tcW w:w="2310" w:type="dxa"/>
             <w:vAlign w:val="center"/>
             <w:hideMark/>
           </w:tcPr>
@@ -1178,7 +1048,7 @@
         </w:tc>
         <w:tc>
           <w:tcPr>
-            <w:tcW w:w="0" w:type="auto"/>
+            <w:tcW w:w="5445" w:type="dxa"/>
             <w:vAlign w:val="center"/>
             <w:hideMark/>
           </w:tcPr>
@@ -1198,7 +1068,7 @@
         </w:trPr>
         <w:tc>
           <w:tcPr>
-            <w:tcW w:w="0" w:type="auto"/>
+            <w:tcW w:w="1395" w:type="dxa"/>
             <w:vAlign w:val="center"/>
             <w:hideMark/>
           </w:tcPr>
@@ -1213,7 +1083,7 @@
         </w:tc>
         <w:tc>
           <w:tcPr>
-            <w:tcW w:w="0" w:type="auto"/>
+            <w:tcW w:w="2310" w:type="dxa"/>
             <w:vAlign w:val="center"/>
             <w:hideMark/>
           </w:tcPr>
@@ -1228,7 +1098,7 @@
         </w:tc>
         <w:tc>
           <w:tcPr>
-            <w:tcW w:w="0" w:type="auto"/>
+            <w:tcW w:w="5445" w:type="dxa"/>
             <w:vAlign w:val="center"/>
             <w:hideMark/>
           </w:tcPr>
@@ -1248,7 +1118,7 @@
         </w:trPr>
         <w:tc>
           <w:tcPr>
-            <w:tcW w:w="0" w:type="auto"/>
+            <w:tcW w:w="1395" w:type="dxa"/>
             <w:vAlign w:val="center"/>
             <w:hideMark/>
           </w:tcPr>
@@ -1263,7 +1133,7 @@
         </w:tc>
         <w:tc>
           <w:tcPr>
-            <w:tcW w:w="0" w:type="auto"/>
+            <w:tcW w:w="2310" w:type="dxa"/>
             <w:vAlign w:val="center"/>
             <w:hideMark/>
           </w:tcPr>
@@ -1278,7 +1148,7 @@
         </w:tc>
         <w:tc>
           <w:tcPr>
-            <w:tcW w:w="0" w:type="auto"/>
+            <w:tcW w:w="5445" w:type="dxa"/>
             <w:vAlign w:val="center"/>
             <w:hideMark/>
           </w:tcPr>
@@ -1298,7 +1168,7 @@
         </w:trPr>
         <w:tc>
           <w:tcPr>
-            <w:tcW w:w="0" w:type="auto"/>
+            <w:tcW w:w="1395" w:type="dxa"/>
             <w:vAlign w:val="center"/>
             <w:hideMark/>
           </w:tcPr>
@@ -1313,7 +1183,7 @@
         </w:tc>
         <w:tc>
           <w:tcPr>
-            <w:tcW w:w="0" w:type="auto"/>
+            <w:tcW w:w="2310" w:type="dxa"/>
             <w:vAlign w:val="center"/>
             <w:hideMark/>
           </w:tcPr>
@@ -1328,7 +1198,7 @@
         </w:tc>
         <w:tc>
           <w:tcPr>
-            <w:tcW w:w="0" w:type="auto"/>
+            <w:tcW w:w="5445" w:type="dxa"/>
             <w:vAlign w:val="center"/>
             <w:hideMark/>
           </w:tcPr>
@@ -1348,7 +1218,7 @@
         </w:trPr>
         <w:tc>
           <w:tcPr>
-            <w:tcW w:w="0" w:type="auto"/>
+            <w:tcW w:w="1395" w:type="dxa"/>
             <w:vAlign w:val="center"/>
             <w:hideMark/>
           </w:tcPr>
@@ -1363,7 +1233,7 @@
         </w:tc>
         <w:tc>
           <w:tcPr>
-            <w:tcW w:w="0" w:type="auto"/>
+            <w:tcW w:w="2310" w:type="dxa"/>
             <w:vAlign w:val="center"/>
             <w:hideMark/>
           </w:tcPr>
@@ -1378,7 +1248,7 @@
         </w:tc>
         <w:tc>
           <w:tcPr>
-            <w:tcW w:w="0" w:type="auto"/>
+            <w:tcW w:w="5445" w:type="dxa"/>
             <w:vAlign w:val="center"/>
             <w:hideMark/>
           </w:tcPr>
@@ -1398,7 +1268,7 @@
         </w:trPr>
         <w:tc>
           <w:tcPr>
-            <w:tcW w:w="0" w:type="auto"/>
+            <w:tcW w:w="1395" w:type="dxa"/>
             <w:vAlign w:val="center"/>
             <w:hideMark/>
           </w:tcPr>
@@ -1413,7 +1283,7 @@
         </w:tc>
         <w:tc>
           <w:tcPr>
-            <w:tcW w:w="0" w:type="auto"/>
+            <w:tcW w:w="2310" w:type="dxa"/>
             <w:vAlign w:val="center"/>
             <w:hideMark/>
           </w:tcPr>
@@ -1428,7 +1298,7 @@
         </w:tc>
         <w:tc>
           <w:tcPr>
-            <w:tcW w:w="0" w:type="auto"/>
+            <w:tcW w:w="5445" w:type="dxa"/>
             <w:vAlign w:val="center"/>
             <w:hideMark/>
           </w:tcPr>
@@ -1448,26 +1318,8 @@
         <w:spacing w:after="60"/>
       </w:pPr>
       <w:r>
-        <w:t xml:space="preserve">Chèn ảnh </w:t>
-      </w:r>
-      <w:r>
-        <w:rPr>
-          <w:b/>
-          <w:bCs/>
-        </w:rPr>
-        <w:t>Package Diagram</w:t>
-      </w:r>
-      <w:r>
-        <w:t>.</w:t>
-      </w:r>
-    </w:p>
-    <w:p>
-      <w:pPr>
-        <w:spacing w:after="60"/>
-      </w:pPr>
-      <w:r>
         <w:pict w14:anchorId="54A7819E">
-          <v:rect id="_x0000_i1131" style="width:0;height:1.5pt" o:hralign="center" o:hrstd="t" o:hr="t" fillcolor="#a0a0a0" stroked="f"/>
+          <v:rect id="_x0000_i1035" style="width:0;height:1.5pt" o:hralign="center" o:hrstd="t" o:hr="t" fillcolor="#a0a0a0" stroked="f"/>
         </w:pict>
       </w:r>
     </w:p>
@@ -1524,26 +1376,8 @@
         <w:spacing w:after="60"/>
       </w:pPr>
       <w:r>
-        <w:t xml:space="preserve">Chèn ảnh </w:t>
-      </w:r>
-      <w:r>
-        <w:rPr>
-          <w:b/>
-          <w:bCs/>
-        </w:rPr>
-        <w:t>Class Diagram</w:t>
-      </w:r>
-      <w:r>
-        <w:t>.</w:t>
-      </w:r>
-    </w:p>
-    <w:p>
-      <w:pPr>
-        <w:spacing w:after="60"/>
-      </w:pPr>
-      <w:r>
         <w:pict w14:anchorId="39247FBD">
-          <v:rect id="_x0000_i1132" style="width:0;height:1.5pt" o:hralign="center" o:hrstd="t" o:hr="t" fillcolor="#a0a0a0" stroked="f"/>
+          <v:rect id="_x0000_i1036" style="width:0;height:1.5pt" o:hralign="center" o:hrstd="t" o:hr="t" fillcolor="#a0a0a0" stroked="f"/>
         </w:pict>
       </w:r>
     </w:p>
@@ -1576,16 +1410,7 @@
         <w:spacing w:after="60"/>
       </w:pPr>
       <w:r>
-        <w:lastRenderedPageBreak/>
         <w:t>Observer Pattern được áp dụng để tự động cập nhật giao diện khi dữ liệu trong Model thay đổi. Trong project này, BookListModel đóng vai trò Subject / Observable vì nó quản lý danh sách sách và danh sách observer. BookObserver là Observer interface, định nghĩa phương thức onBookListChanged(List books). BookGUI implements BookObserver nên đóng vai trò Concrete Observer. Khi BookListModel thêm, cập nhật hoặc xóa sách, nó gọi notifyObservers(), sau đó BookGUI.onBookListChanged() được kích hoạt để cập nhật lại JList trên giao diện.</w:t>
-      </w:r>
-    </w:p>
-    <w:p>
-      <w:pPr>
-        <w:spacing w:after="60"/>
-      </w:pPr>
-      <w:r>
-        <w:t>Bảng nên đưa vào report:</w:t>
       </w:r>
     </w:p>
     <w:tbl>
@@ -1845,6 +1670,7 @@
               <w:spacing w:after="60"/>
             </w:pPr>
             <w:r>
+              <w:lastRenderedPageBreak/>
               <w:t>Data</w:t>
             </w:r>
           </w:p>
@@ -1886,6 +1712,48 @@
         <w:spacing w:after="60"/>
       </w:pPr>
       <w:r>
+        <w:pict w14:anchorId="484545D5">
+          <v:rect id="_x0000_i1037" style="width:0;height:1.5pt" o:hralign="center" o:hrstd="t" o:hr="t" fillcolor="#a0a0a0" stroked="f"/>
+        </w:pict>
+      </w:r>
+    </w:p>
+    <w:p>
+      <w:pPr>
+        <w:spacing w:after="60"/>
+        <w:rPr>
+          <w:b/>
+          <w:bCs/>
+        </w:rPr>
+      </w:pPr>
+      <w:r>
+        <w:rPr>
+          <w:b/>
+          <w:bCs/>
+        </w:rPr>
+        <w:t>6.3 Sequence Diagram - Save Book and Notify View</w:t>
+      </w:r>
+    </w:p>
+    <w:p>
+      <w:pPr>
+        <w:spacing w:after="60"/>
+      </w:pPr>
+      <w:r>
+        <w:t>Sequence Diagram - Save Book and Notify View mô tả luồng xử lý khi Book Manager nhấn nút Save trên giao diện. Đầu tiên, BookGUI đọc dữ liệu từ form và gọi ValidationUtils để kiểm tra dữ liệu đầu vào. Nếu dữ liệu không hợp lệ, BookGUI hiển thị thông báo lỗi và kết thúc luồng xử lý. Nếu dữ liệu hợp lệ, BookGUI tạo đối tượng Book và gọi BookController để thêm mới hoặc cập nhật sách.</w:t>
+      </w:r>
+    </w:p>
+    <w:p>
+      <w:pPr>
+        <w:spacing w:after="60"/>
+      </w:pPr>
+      <w:r>
+        <w:t>BookController chuyển tiếp yêu cầu đến BookListModel. Sau khi BookListModel thay đổi dữ liệu trong danh sách sách, nó gọi notifyObservers(). Vì BookGUI implements BookObserver, phương thức onBookListChanged(List books) được gọi tự động để cập nhật JList. Sequence Diagram này thể hiện rõ sự kết hợp giữa MVC Architecture và Observer Pattern trong project.</w:t>
+      </w:r>
+    </w:p>
+    <w:p>
+      <w:pPr>
+        <w:spacing w:after="60"/>
+      </w:pPr>
+      <w:r>
         <w:t xml:space="preserve">Chèn ảnh </w:t>
       </w:r>
       <w:r>
@@ -1893,7 +1761,7 @@
           <w:b/>
           <w:bCs/>
         </w:rPr>
-        <w:t>Observer Pattern Class Diagram</w:t>
+        <w:t>Sequence Diagram</w:t>
       </w:r>
       <w:r>
         <w:t>.</w:t>
@@ -1904,8 +1772,8 @@
         <w:spacing w:after="60"/>
       </w:pPr>
       <w:r>
-        <w:pict w14:anchorId="484545D5">
-          <v:rect id="_x0000_i1133" style="width:0;height:1.5pt" o:hralign="center" o:hrstd="t" o:hr="t" fillcolor="#a0a0a0" stroked="f"/>
+        <w:pict w14:anchorId="2494E3DB">
+          <v:rect id="_x0000_i1038" style="width:0;height:1.5pt" o:hralign="center" o:hrstd="t" o:hr="t" fillcolor="#a0a0a0" stroked="f"/>
         </w:pict>
       </w:r>
     </w:p>
@@ -1922,66 +1790,6 @@
           <w:b/>
           <w:bCs/>
         </w:rPr>
-        <w:t>6.3 Sequence Diagram - Save Book and Notify View</w:t>
-      </w:r>
-    </w:p>
-    <w:p>
-      <w:pPr>
-        <w:spacing w:after="60"/>
-      </w:pPr>
-      <w:r>
-        <w:t>Sequence Diagram - Save Book and Notify View mô tả luồng xử lý khi Book Manager nhấn nút Save trên giao diện. Đầu tiên, BookGUI đọc dữ liệu từ form và gọi ValidationUtils để kiểm tra dữ liệu đầu vào. Nếu dữ liệu không hợp lệ, BookGUI hiển thị thông báo lỗi và kết thúc luồng xử lý. Nếu dữ liệu hợp lệ, BookGUI tạo đối tượng Book và gọi BookController để thêm mới hoặc cập nhật sách.</w:t>
-      </w:r>
-    </w:p>
-    <w:p>
-      <w:pPr>
-        <w:spacing w:after="60"/>
-      </w:pPr>
-      <w:r>
-        <w:t>BookController chuyển tiếp yêu cầu đến BookListModel. Sau khi BookListModel thay đổi dữ liệu trong danh sách sách, nó gọi notifyObservers(). Vì BookGUI implements BookObserver, phương thức onBookListChanged(List books) được gọi tự động để cập nhật JList. Sequence Diagram này thể hiện rõ sự kết hợp giữa MVC Architecture và Observer Pattern trong project.</w:t>
-      </w:r>
-    </w:p>
-    <w:p>
-      <w:pPr>
-        <w:spacing w:after="60"/>
-      </w:pPr>
-      <w:r>
-        <w:t xml:space="preserve">Chèn ảnh </w:t>
-      </w:r>
-      <w:r>
-        <w:rPr>
-          <w:b/>
-          <w:bCs/>
-        </w:rPr>
-        <w:t>Sequence Diagram</w:t>
-      </w:r>
-      <w:r>
-        <w:t>.</w:t>
-      </w:r>
-    </w:p>
-    <w:p>
-      <w:pPr>
-        <w:spacing w:after="60"/>
-      </w:pPr>
-      <w:r>
-        <w:pict w14:anchorId="2494E3DB">
-          <v:rect id="_x0000_i1134" style="width:0;height:1.5pt" o:hralign="center" o:hrstd="t" o:hr="t" fillcolor="#a0a0a0" stroked="f"/>
-        </w:pict>
-      </w:r>
-    </w:p>
-    <w:p>
-      <w:pPr>
-        <w:spacing w:after="60"/>
-        <w:rPr>
-          <w:b/>
-          <w:bCs/>
-        </w:rPr>
-      </w:pPr>
-      <w:r>
-        <w:rPr>
-          <w:b/>
-          <w:bCs/>
-        </w:rPr>
         <w:t xml:space="preserve">7. Mapping Architecture to Source Code </w:t>
       </w:r>
     </w:p>
@@ -1990,27 +1798,7 @@
         <w:spacing w:after="60"/>
       </w:pPr>
       <w:r>
-        <w:t>Mục này nên có vì thầy yêu cầu source đúng kiến trúc.</w:t>
-      </w:r>
-    </w:p>
-    <w:p>
-      <w:pPr>
-        <w:spacing w:after="60"/>
-      </w:pPr>
-      <w:r>
-        <w:t>Đoạn mô tả:</w:t>
-      </w:r>
-    </w:p>
-    <w:p>
-      <w:pPr>
-        <w:spacing w:after="60"/>
-      </w:pPr>
-      <w:r>
-        <w:t xml:space="preserve">Source code của project đã được tổ chức theo kiến trúc MVC. Package view chứa BookGUI, chịu trách nhiệm hiển thị giao diện và nhận thao tác từ người dùng. Package controller chứa BookController, đóng vai trò trung gian giữa View và Model. Package model chứa Book, BookListModel và BookObserver, trong đó BookListModel quản lý dữ liệu và thực hiện notify </w:t>
-      </w:r>
-      <w:r>
-        <w:lastRenderedPageBreak/>
-        <w:t>observer khi danh sách sách thay đổi. Package utils chứa ValidationUtils để tách riêng logic kiểm tra dữ liệu.</w:t>
+        <w:t>Source code của project đã được tổ chức theo kiến trúc MVC. Package view chứa BookGUI, chịu trách nhiệm hiển thị giao diện và nhận thao tác từ người dùng. Package controller chứa BookController, đóng vai trò trung gian giữa View và Model. Package model chứa Book, BookListModel và BookObserver, trong đó BookListModel quản lý dữ liệu và thực hiện notify observer khi danh sách sách thay đổi. Package utils chứa ValidationUtils để tách riêng logic kiểm tra dữ liệu.</w:t>
       </w:r>
     </w:p>
     <w:p>
@@ -2025,9 +1813,6 @@
       <w:pPr>
         <w:spacing w:after="60"/>
       </w:pPr>
-      <w:r>
-        <w:t>Bảng mapping:</w:t>
-      </w:r>
     </w:p>
     <w:tbl>
       <w:tblPr>
@@ -2436,6 +2221,7 @@
               <w:spacing w:after="60"/>
             </w:pPr>
             <w:r>
+              <w:lastRenderedPageBreak/>
               <w:t>Main</w:t>
             </w:r>
           </w:p>
@@ -2478,344 +2264,8 @@
       </w:pPr>
       <w:r>
         <w:pict w14:anchorId="7EF61C7A">
-          <v:rect id="_x0000_i1135" style="width:0;height:1.5pt" o:hralign="center" o:hrstd="t" o:hr="t" fillcolor="#a0a0a0" stroked="f"/>
+          <v:rect id="_x0000_i1039" style="width:0;height:1.5pt" o:hralign="center" o:hrstd="t" o:hr="t" fillcolor="#a0a0a0" stroked="f"/>
         </w:pict>
-      </w:r>
-    </w:p>
-    <w:p>
-      <w:pPr>
-        <w:spacing w:after="60"/>
-        <w:rPr>
-          <w:b/>
-          <w:bCs/>
-        </w:rPr>
-      </w:pPr>
-      <w:r>
-        <w:rPr>
-          <w:b/>
-          <w:bCs/>
-        </w:rPr>
-        <w:t>8. Không cần đưa vào report</w:t>
-      </w:r>
-    </w:p>
-    <w:p>
-      <w:pPr>
-        <w:spacing w:after="60"/>
-      </w:pPr>
-      <w:r>
-        <w:t xml:space="preserve">Các phần này </w:t>
-      </w:r>
-      <w:r>
-        <w:rPr>
-          <w:b/>
-          <w:bCs/>
-        </w:rPr>
-        <w:t>không nên thêm</w:t>
-      </w:r>
-      <w:r>
-        <w:t>, vì không khớp bài:</w:t>
-      </w:r>
-    </w:p>
-    <w:tbl>
-      <w:tblPr>
-        <w:tblW w:w="0" w:type="auto"/>
-        <w:tblCellSpacing w:w="15" w:type="dxa"/>
-        <w:tblCellMar>
-          <w:top w:w="15" w:type="dxa"/>
-          <w:left w:w="15" w:type="dxa"/>
-          <w:bottom w:w="15" w:type="dxa"/>
-          <w:right w:w="15" w:type="dxa"/>
-        </w:tblCellMar>
-        <w:tblLook w:val="04A0" w:firstRow="1" w:lastRow="0" w:firstColumn="1" w:lastColumn="0" w:noHBand="0" w:noVBand="1"/>
-      </w:tblPr>
-      <w:tblGrid>
-        <w:gridCol w:w="3020"/>
-        <w:gridCol w:w="5113"/>
-      </w:tblGrid>
-      <w:tr>
-        <w:trPr>
-          <w:tblHeader/>
-          <w:tblCellSpacing w:w="15" w:type="dxa"/>
-        </w:trPr>
-        <w:tc>
-          <w:tcPr>
-            <w:tcW w:w="0" w:type="auto"/>
-            <w:vAlign w:val="center"/>
-            <w:hideMark/>
-          </w:tcPr>
-          <w:p>
-            <w:pPr>
-              <w:spacing w:after="60"/>
-              <w:rPr>
-                <w:b/>
-                <w:bCs/>
-              </w:rPr>
-            </w:pPr>
-            <w:r>
-              <w:rPr>
-                <w:b/>
-                <w:bCs/>
-              </w:rPr>
-              <w:t>Phần</w:t>
-            </w:r>
-          </w:p>
-        </w:tc>
-        <w:tc>
-          <w:tcPr>
-            <w:tcW w:w="0" w:type="auto"/>
-            <w:vAlign w:val="center"/>
-            <w:hideMark/>
-          </w:tcPr>
-          <w:p>
-            <w:pPr>
-              <w:spacing w:after="60"/>
-              <w:rPr>
-                <w:b/>
-                <w:bCs/>
-              </w:rPr>
-            </w:pPr>
-            <w:r>
-              <w:rPr>
-                <w:b/>
-                <w:bCs/>
-              </w:rPr>
-              <w:t>Lý do không cần</w:t>
-            </w:r>
-          </w:p>
-        </w:tc>
-      </w:tr>
-      <w:tr>
-        <w:trPr>
-          <w:tblCellSpacing w:w="15" w:type="dxa"/>
-        </w:trPr>
-        <w:tc>
-          <w:tcPr>
-            <w:tcW w:w="0" w:type="auto"/>
-            <w:vAlign w:val="center"/>
-            <w:hideMark/>
-          </w:tcPr>
-          <w:p>
-            <w:pPr>
-              <w:spacing w:after="60"/>
-            </w:pPr>
-            <w:r>
-              <w:t>Database Design</w:t>
-            </w:r>
-          </w:p>
-        </w:tc>
-        <w:tc>
-          <w:tcPr>
-            <w:tcW w:w="0" w:type="auto"/>
-            <w:vAlign w:val="center"/>
-            <w:hideMark/>
-          </w:tcPr>
-          <w:p>
-            <w:pPr>
-              <w:spacing w:after="60"/>
-            </w:pPr>
-            <w:r>
-              <w:t>Project không dùng database</w:t>
-            </w:r>
-          </w:p>
-        </w:tc>
-      </w:tr>
-      <w:tr>
-        <w:trPr>
-          <w:tblCellSpacing w:w="15" w:type="dxa"/>
-        </w:trPr>
-        <w:tc>
-          <w:tcPr>
-            <w:tcW w:w="0" w:type="auto"/>
-            <w:vAlign w:val="center"/>
-            <w:hideMark/>
-          </w:tcPr>
-          <w:p>
-            <w:pPr>
-              <w:spacing w:after="60"/>
-            </w:pPr>
-            <w:r>
-              <w:t>Deployment Diagram</w:t>
-            </w:r>
-          </w:p>
-        </w:tc>
-        <w:tc>
-          <w:tcPr>
-            <w:tcW w:w="0" w:type="auto"/>
-            <w:vAlign w:val="center"/>
-            <w:hideMark/>
-          </w:tcPr>
-          <w:p>
-            <w:pPr>
-              <w:spacing w:after="60"/>
-            </w:pPr>
-            <w:r>
-              <w:t>App Java Swing chạy local, không có server/node</w:t>
-            </w:r>
-          </w:p>
-        </w:tc>
-      </w:tr>
-      <w:tr>
-        <w:trPr>
-          <w:tblCellSpacing w:w="15" w:type="dxa"/>
-        </w:trPr>
-        <w:tc>
-          <w:tcPr>
-            <w:tcW w:w="0" w:type="auto"/>
-            <w:vAlign w:val="center"/>
-            <w:hideMark/>
-          </w:tcPr>
-          <w:p>
-            <w:pPr>
-              <w:spacing w:after="60"/>
-            </w:pPr>
-            <w:r>
-              <w:t>Component Diagram phức tạp</w:t>
-            </w:r>
-          </w:p>
-        </w:tc>
-        <w:tc>
-          <w:tcPr>
-            <w:tcW w:w="0" w:type="auto"/>
-            <w:vAlign w:val="center"/>
-            <w:hideMark/>
-          </w:tcPr>
-          <w:p>
-            <w:pPr>
-              <w:spacing w:after="60"/>
-            </w:pPr>
-            <w:r>
-              <w:t>Bài nhỏ, đã có MVC Architecture + Package Diagram</w:t>
-            </w:r>
-          </w:p>
-        </w:tc>
-      </w:tr>
-      <w:tr>
-        <w:trPr>
-          <w:tblCellSpacing w:w="15" w:type="dxa"/>
-        </w:trPr>
-        <w:tc>
-          <w:tcPr>
-            <w:tcW w:w="0" w:type="auto"/>
-            <w:vAlign w:val="center"/>
-            <w:hideMark/>
-          </w:tcPr>
-          <w:p>
-            <w:pPr>
-              <w:spacing w:after="60"/>
-            </w:pPr>
-            <w:r>
-              <w:t>Login / Role / Permission</w:t>
-            </w:r>
-          </w:p>
-        </w:tc>
-        <w:tc>
-          <w:tcPr>
-            <w:tcW w:w="0" w:type="auto"/>
-            <w:vAlign w:val="center"/>
-            <w:hideMark/>
-          </w:tcPr>
-          <w:p>
-            <w:pPr>
-              <w:spacing w:after="60"/>
-            </w:pPr>
-            <w:r>
-              <w:t>Đề không yêu cầu</w:t>
-            </w:r>
-          </w:p>
-        </w:tc>
-      </w:tr>
-      <w:tr>
-        <w:trPr>
-          <w:tblCellSpacing w:w="15" w:type="dxa"/>
-        </w:trPr>
-        <w:tc>
-          <w:tcPr>
-            <w:tcW w:w="0" w:type="auto"/>
-            <w:vAlign w:val="center"/>
-            <w:hideMark/>
-          </w:tcPr>
-          <w:p>
-            <w:pPr>
-              <w:spacing w:after="60"/>
-            </w:pPr>
-            <w:r>
-              <w:t>API / Service / Network</w:t>
-            </w:r>
-          </w:p>
-        </w:tc>
-        <w:tc>
-          <w:tcPr>
-            <w:tcW w:w="0" w:type="auto"/>
-            <w:vAlign w:val="center"/>
-            <w:hideMark/>
-          </w:tcPr>
-          <w:p>
-            <w:pPr>
-              <w:spacing w:after="60"/>
-            </w:pPr>
-            <w:r>
-              <w:t>Không có trong source và đề bài</w:t>
-            </w:r>
-          </w:p>
-        </w:tc>
-      </w:tr>
-    </w:tbl>
-    <w:p>
-      <w:pPr>
-        <w:spacing w:after="60"/>
-      </w:pPr>
-      <w:r>
-        <w:t>Nếu template bắt buộc có mục Database Design thì ghi ngắn:</w:t>
-      </w:r>
-    </w:p>
-    <w:p>
-      <w:pPr>
-        <w:spacing w:after="60"/>
-      </w:pPr>
-      <w:r>
-        <w:t>This project does not use a database. Book data is managed in memory through BookListModel.</w:t>
-      </w:r>
-    </w:p>
-    <w:p>
-      <w:pPr>
-        <w:spacing w:after="60"/>
-      </w:pPr>
-      <w:r>
-        <w:t>Dịch:</w:t>
-      </w:r>
-    </w:p>
-    <w:p>
-      <w:pPr>
-        <w:spacing w:after="60"/>
-      </w:pPr>
-      <w:r>
-        <w:t>Project này không sử dụng cơ sở dữ liệu. Dữ liệu sách được quản lý trong bộ nhớ thông qua BookListModel.</w:t>
-      </w:r>
-    </w:p>
-    <w:p>
-      <w:pPr>
-        <w:spacing w:after="60"/>
-      </w:pPr>
-      <w:r>
-        <w:pict w14:anchorId="42AF5EF2">
-          <v:rect id="_x0000_i1136" style="width:0;height:1.5pt" o:hralign="center" o:hrstd="t" o:hr="t" fillcolor="#a0a0a0" stroked="f"/>
-        </w:pict>
-      </w:r>
-    </w:p>
-    <w:p>
-      <w:pPr>
-        <w:spacing w:after="60"/>
-        <w:rPr>
-          <w:b/>
-          <w:bCs/>
-        </w:rPr>
-      </w:pPr>
-      <w:r>
-        <w:rPr>
-          <w:b/>
-          <w:bCs/>
-        </w:rPr>
-        <w:t>Thứ tự report nên chốt</w:t>
       </w:r>
     </w:p>
     <w:p>
@@ -2839,7 +2289,6 @@
         <w:spacing w:after="60"/>
       </w:pPr>
       <w:r>
-        <w:lastRenderedPageBreak/>
         <w:t>Requirement Analysis</w:t>
       </w:r>
     </w:p>
@@ -2925,38 +2374,6 @@
       </w:pPr>
       <w:r>
         <w:t>Sequence Diagram - Save Book and Notify View</w:t>
-      </w:r>
-    </w:p>
-    <w:p>
-      <w:pPr>
-        <w:numPr>
-          <w:ilvl w:val="0"/>
-          <w:numId w:val="1"/>
-        </w:numPr>
-        <w:spacing w:after="60"/>
-      </w:pPr>
-      <w:r>
-        <w:t>Mapping Architecture to Source Code</w:t>
-      </w:r>
-    </w:p>
-    <w:p>
-      <w:pPr>
-        <w:numPr>
-          <w:ilvl w:val="0"/>
-          <w:numId w:val="1"/>
-        </w:numPr>
-        <w:spacing w:after="60"/>
-      </w:pPr>
-      <w:r>
-        <w:t>Conclusion</w:t>
-      </w:r>
-    </w:p>
-    <w:p>
-      <w:pPr>
-        <w:spacing w:after="60"/>
-      </w:pPr>
-      <w:r>
-        <w:t>Đây là thứ tự sạch, đúng bài, không bị lan man.</w:t>
       </w:r>
     </w:p>
     <w:p>
@@ -3698,6 +3115,7 @@
   <w:style w:type="character" w:default="1" w:styleId="Phngmcinhcuaoanvn">
     <w:name w:val="Default Paragraph Font"/>
     <w:uiPriority w:val="1"/>
+    <w:semiHidden/>
     <w:unhideWhenUsed/>
   </w:style>
   <w:style w:type="table" w:default="1" w:styleId="BangThngthng">
